--- a/TP6_Responsive_design/Compte rendu du TP6.docx
+++ b/TP6_Responsive_design/Compte rendu du TP6.docx
@@ -53,46 +53,602 @@
           <w:szCs w:val="24"/>
           <w:lang w:val="fr-CM"/>
         </w:rPr>
-        <w:t xml:space="preserve">Ce TP consiste à utiliser </w:t>
-      </w:r>
-      <w:proofErr w:type="spellStart"/>
-      <w:r>
-        <w:rPr>
-          <w:sz w:val="24"/>
-          <w:szCs w:val="24"/>
-          <w:lang w:val="fr-CM"/>
-        </w:rPr>
-        <w:t>Flexbox</w:t>
-      </w:r>
-      <w:proofErr w:type="spellEnd"/>
-      <w:r>
-        <w:rPr>
-          <w:sz w:val="24"/>
-          <w:szCs w:val="24"/>
-          <w:lang w:val="fr-CM"/>
-        </w:rPr>
-        <w:t xml:space="preserve"> en CSS pour mieux organiser une page web. Il permet de placer les éléments correctement et de rendre le site plus clair et moderne</w:t>
+        <w:t xml:space="preserve">Ce TP consiste à utiliser Flexbox en CSS pour mieux organiser une page web. Il permet de placer les éléments correctement et de rendre le site plus clair et moderne </w:t>
+      </w:r>
+    </w:p>
+    <w:p>
+      <w:pPr>
+        <w:pStyle w:val="Paragraphedeliste"/>
+        <w:numPr>
+          <w:ilvl w:val="0"/>
+          <w:numId w:val="1"/>
+        </w:numPr>
+        <w:rPr>
+          <w:b/>
+          <w:sz w:val="36"/>
+          <w:szCs w:val="36"/>
+          <w:lang w:val="fr-CM"/>
+        </w:rPr>
+      </w:pPr>
+      <w:r>
+        <w:rPr>
+          <w:b/>
+          <w:sz w:val="36"/>
+          <w:szCs w:val="36"/>
+          <w:lang w:val="fr-CM"/>
+        </w:rPr>
+        <w:t>Présentation du dossier de travail</w:t>
+      </w:r>
+    </w:p>
+    <w:p>
+      <w:pPr>
+        <w:rPr>
+          <w:b/>
+          <w:sz w:val="36"/>
+          <w:szCs w:val="36"/>
+          <w:lang w:val="fr-CM"/>
+        </w:rPr>
+      </w:pPr>
+    </w:p>
+    <w:p>
+      <w:pPr>
+        <w:rPr>
+          <w:b/>
+          <w:sz w:val="40"/>
+          <w:szCs w:val="40"/>
+          <w:lang w:val="fr-CM"/>
+        </w:rPr>
+      </w:pPr>
+      <w:r>
+        <w:rPr>
+          <w:b/>
+          <w:noProof/>
+          <w:sz w:val="40"/>
+          <w:szCs w:val="40"/>
+        </w:rPr>
+        <w:drawing>
+          <wp:inline distT="0" distB="0" distL="0" distR="0" wp14:anchorId="1F6EA4CF" wp14:editId="049F01D7">
+            <wp:extent cx="4857750" cy="2667000"/>
+            <wp:effectExtent l="0" t="0" r="0" b="0"/>
+            <wp:docPr id="1" name="Image 1"/>
+            <wp:cNvGraphicFramePr>
+              <a:graphicFrameLocks xmlns:a="http://schemas.openxmlformats.org/drawingml/2006/main" noChangeAspect="1"/>
+            </wp:cNvGraphicFramePr>
+            <a:graphic xmlns:a="http://schemas.openxmlformats.org/drawingml/2006/main">
+              <a:graphicData uri="http://schemas.openxmlformats.org/drawingml/2006/picture">
+                <pic:pic xmlns:pic="http://schemas.openxmlformats.org/drawingml/2006/picture">
+                  <pic:nvPicPr>
+                    <pic:cNvPr id="1" name=""/>
+                    <pic:cNvPicPr/>
+                  </pic:nvPicPr>
+                  <pic:blipFill>
+                    <a:blip r:embed="rId7"/>
+                    <a:stretch>
+                      <a:fillRect/>
+                    </a:stretch>
+                  </pic:blipFill>
+                  <pic:spPr>
+                    <a:xfrm>
+                      <a:off x="0" y="0"/>
+                      <a:ext cx="4857750" cy="2667000"/>
+                    </a:xfrm>
+                    <a:prstGeom prst="rect">
+                      <a:avLst/>
+                    </a:prstGeom>
+                  </pic:spPr>
+                </pic:pic>
+              </a:graphicData>
+            </a:graphic>
+          </wp:inline>
+        </w:drawing>
+      </w:r>
+    </w:p>
+    <w:p>
+      <w:pPr>
+        <w:tabs>
+          <w:tab w:val="left" w:pos="5570"/>
+        </w:tabs>
+        <w:rPr>
+          <w:sz w:val="40"/>
+          <w:szCs w:val="40"/>
+          <w:lang w:val="fr-CM"/>
+        </w:rPr>
+      </w:pPr>
+    </w:p>
+    <w:p>
+      <w:pPr>
+        <w:pStyle w:val="Paragraphedeliste"/>
+        <w:numPr>
+          <w:ilvl w:val="0"/>
+          <w:numId w:val="1"/>
+        </w:numPr>
+        <w:tabs>
+          <w:tab w:val="left" w:pos="5570"/>
+        </w:tabs>
+        <w:jc w:val="center"/>
+        <w:rPr>
+          <w:b/>
+          <w:sz w:val="40"/>
+          <w:szCs w:val="40"/>
+          <w:lang w:val="fr-CM"/>
+        </w:rPr>
+      </w:pPr>
+      <w:r>
+        <w:rPr>
+          <w:b/>
+          <w:sz w:val="40"/>
+          <w:szCs w:val="40"/>
+          <w:lang w:val="fr-CM"/>
+        </w:rPr>
+        <w:t xml:space="preserve">Ajout de la balise </w:t>
+      </w:r>
+      <w:r>
+        <w:rPr>
+          <w:b/>
+          <w:sz w:val="40"/>
+          <w:szCs w:val="40"/>
+          <w:lang w:val="fr-CM"/>
+        </w:rPr>
+        <w:t>Meta</w:t>
+      </w:r>
+      <w:r>
+        <w:rPr>
+          <w:b/>
+          <w:sz w:val="40"/>
+          <w:szCs w:val="40"/>
+          <w:lang w:val="fr-CM"/>
+        </w:rPr>
+        <w:t xml:space="preserve"> viewport</w:t>
+      </w:r>
+    </w:p>
+    <w:p>
+      <w:pPr>
+        <w:tabs>
+          <w:tab w:val="left" w:pos="5570"/>
+        </w:tabs>
+        <w:jc w:val="center"/>
+        <w:rPr>
+          <w:sz w:val="24"/>
+          <w:szCs w:val="24"/>
+          <w:lang w:val="fr-CM"/>
+        </w:rPr>
+      </w:pPr>
+      <w:r>
+        <w:rPr>
+          <w:sz w:val="40"/>
+          <w:szCs w:val="40"/>
+          <w:lang w:val="fr-CM"/>
+        </w:rPr>
+        <w:pict>
+          <v:shapetype id="_x0000_t75" coordsize="21600,21600" o:spt="75" o:preferrelative="t" path="m@4@5l@4@11@9@11@9@5xe" filled="f" stroked="f">
+            <v:stroke joinstyle="miter"/>
+            <v:formulas>
+              <v:f eqn="if lineDrawn pixelLineWidth 0"/>
+              <v:f eqn="sum @0 1 0"/>
+              <v:f eqn="sum 0 0 @1"/>
+              <v:f eqn="prod @2 1 2"/>
+              <v:f eqn="prod @3 21600 pixelWidth"/>
+              <v:f eqn="prod @3 21600 pixelHeight"/>
+              <v:f eqn="sum @0 0 1"/>
+              <v:f eqn="prod @6 1 2"/>
+              <v:f eqn="prod @7 21600 pixelWidth"/>
+              <v:f eqn="sum @8 21600 0"/>
+              <v:f eqn="prod @7 21600 pixelHeight"/>
+              <v:f eqn="sum @10 21600 0"/>
+            </v:formulas>
+            <v:path o:extrusionok="f" gradientshapeok="t" o:connecttype="rect"/>
+            <o:lock v:ext="edit" aspectratio="t"/>
+          </v:shapetype>
+          <v:shape id="_x0000_i1025" type="#_x0000_t75" style="width:469.5pt;height:201.5pt">
+            <v:imagedata r:id="rId8" o:title="TP6 cap1"/>
+          </v:shape>
+        </w:pict>
+      </w:r>
+      <w:r>
+        <w:rPr>
+          <w:sz w:val="24"/>
+          <w:szCs w:val="24"/>
+          <w:lang w:val="fr-CM"/>
+        </w:rPr>
+        <w:t>Ceci est le rendu après l’ajout du contenu de la balise meta viewport</w:t>
+      </w:r>
+    </w:p>
+    <w:p>
+      <w:pPr>
+        <w:pStyle w:val="Paragraphedeliste"/>
+        <w:numPr>
+          <w:ilvl w:val="0"/>
+          <w:numId w:val="1"/>
+        </w:numPr>
+        <w:tabs>
+          <w:tab w:val="left" w:pos="5570"/>
+        </w:tabs>
+        <w:jc w:val="center"/>
+        <w:rPr>
+          <w:b/>
+          <w:sz w:val="40"/>
+          <w:szCs w:val="40"/>
+          <w:lang w:val="fr-CM"/>
+        </w:rPr>
+      </w:pPr>
+      <w:r>
+        <w:rPr>
+          <w:b/>
+          <w:sz w:val="40"/>
+          <w:szCs w:val="40"/>
+          <w:lang w:val="fr-CM"/>
+        </w:rPr>
+        <w:lastRenderedPageBreak/>
+        <w:t xml:space="preserve">Création d’un conteneur générale fluide </w:t>
+      </w:r>
+    </w:p>
+    <w:p>
+      <w:pPr>
+        <w:tabs>
+          <w:tab w:val="left" w:pos="5570"/>
+        </w:tabs>
+        <w:jc w:val="center"/>
+        <w:rPr>
+          <w:sz w:val="40"/>
+          <w:szCs w:val="40"/>
+          <w:lang w:val="fr-CM"/>
+        </w:rPr>
+      </w:pPr>
+      <w:r>
+        <w:rPr>
+          <w:sz w:val="40"/>
+          <w:szCs w:val="40"/>
+          <w:lang w:val="fr-CM"/>
+        </w:rPr>
+        <w:pict>
+          <v:shape id="_x0000_i1026" type="#_x0000_t75" style="width:469.5pt;height:246.5pt">
+            <v:imagedata r:id="rId9" o:title="TP6 cap4"/>
+          </v:shape>
+        </w:pict>
+      </w:r>
+    </w:p>
+    <w:p>
+      <w:pPr>
+        <w:tabs>
+          <w:tab w:val="left" w:pos="5570"/>
+        </w:tabs>
+        <w:jc w:val="center"/>
+        <w:rPr>
+          <w:sz w:val="40"/>
+          <w:szCs w:val="40"/>
+          <w:lang w:val="fr-CM"/>
+        </w:rPr>
+      </w:pPr>
+      <w:r>
+        <w:rPr>
+          <w:sz w:val="40"/>
+          <w:szCs w:val="40"/>
+          <w:lang w:val="fr-CM"/>
+        </w:rPr>
+        <w:pict>
+          <v:shape id="_x0000_i1027" type="#_x0000_t75" style="width:469.5pt;height:246.5pt">
+            <v:imagedata r:id="rId10" o:title="TP6 cap3"/>
+          </v:shape>
+        </w:pict>
+      </w:r>
+    </w:p>
+    <w:p>
+      <w:pPr>
+        <w:tabs>
+          <w:tab w:val="left" w:pos="1750"/>
+        </w:tabs>
+        <w:rPr>
+          <w:sz w:val="24"/>
+          <w:szCs w:val="24"/>
+          <w:lang w:val="fr-CM"/>
+        </w:rPr>
+      </w:pPr>
+      <w:r>
+        <w:rPr>
+          <w:sz w:val="24"/>
+          <w:szCs w:val="24"/>
+          <w:lang w:val="fr-CM"/>
+        </w:rPr>
+        <w:t>Ici nous avons le résultat suivant pour nos différentes réalisations</w:t>
+      </w:r>
+    </w:p>
+    <w:p>
+      <w:pPr>
+        <w:pStyle w:val="Paragraphedeliste"/>
+        <w:numPr>
+          <w:ilvl w:val="0"/>
+          <w:numId w:val="1"/>
+        </w:numPr>
+        <w:tabs>
+          <w:tab w:val="left" w:pos="1750"/>
+        </w:tabs>
+        <w:jc w:val="center"/>
+        <w:rPr>
+          <w:b/>
+          <w:sz w:val="36"/>
+          <w:szCs w:val="36"/>
+          <w:lang w:val="fr-CM"/>
+        </w:rPr>
+      </w:pPr>
+      <w:r>
+        <w:rPr>
+          <w:b/>
+          <w:sz w:val="36"/>
+          <w:szCs w:val="36"/>
+          <w:lang w:val="fr-CM"/>
+        </w:rPr>
+        <w:t>Mise en forme de la structure principale</w:t>
+      </w:r>
+    </w:p>
+    <w:p>
+      <w:pPr>
+        <w:tabs>
+          <w:tab w:val="left" w:pos="1750"/>
+        </w:tabs>
+        <w:jc w:val="center"/>
+        <w:rPr>
+          <w:sz w:val="36"/>
+          <w:szCs w:val="36"/>
+          <w:lang w:val="fr-CM"/>
+        </w:rPr>
+      </w:pPr>
+      <w:r>
+        <w:rPr>
+          <w:sz w:val="36"/>
+          <w:szCs w:val="36"/>
+          <w:lang w:val="fr-CM"/>
+        </w:rPr>
+        <w:lastRenderedPageBreak/>
+        <w:pict>
+          <v:shape id="_x0000_i1028" type="#_x0000_t75" style="width:410pt;height:175.5pt">
+            <v:imagedata r:id="rId9" o:title="TP6 cap4"/>
+          </v:shape>
+        </w:pict>
+      </w:r>
+    </w:p>
+    <w:p>
+      <w:pPr>
+        <w:rPr>
+          <w:sz w:val="24"/>
+          <w:szCs w:val="24"/>
+          <w:lang w:val="fr-CM"/>
+        </w:rPr>
+      </w:pPr>
+      <w:r>
+        <w:rPr>
+          <w:sz w:val="24"/>
+          <w:szCs w:val="24"/>
+          <w:lang w:val="fr-CM"/>
+        </w:rPr>
+        <w:t>Ceci est le rendu obtenu pour la mise en forme de la structure principale.</w:t>
+      </w:r>
+    </w:p>
+    <w:p>
+      <w:pPr>
+        <w:rPr>
+          <w:sz w:val="24"/>
+          <w:szCs w:val="24"/>
+          <w:lang w:val="fr-CM"/>
+        </w:rPr>
+      </w:pPr>
+    </w:p>
+    <w:p>
+      <w:pPr>
+        <w:pStyle w:val="Paragraphedeliste"/>
+        <w:numPr>
+          <w:ilvl w:val="0"/>
+          <w:numId w:val="1"/>
+        </w:numPr>
+        <w:jc w:val="center"/>
+        <w:rPr>
+          <w:b/>
+          <w:sz w:val="36"/>
+          <w:szCs w:val="36"/>
+          <w:lang w:val="fr-CM"/>
+        </w:rPr>
+      </w:pPr>
+      <w:r>
+        <w:rPr>
+          <w:b/>
+          <w:sz w:val="36"/>
+          <w:szCs w:val="36"/>
+          <w:lang w:val="fr-CM"/>
+        </w:rPr>
+        <w:t>Deuxième</w:t>
+      </w:r>
+      <w:r>
+        <w:rPr>
+          <w:b/>
+          <w:sz w:val="36"/>
+          <w:szCs w:val="36"/>
+          <w:lang w:val="fr-CM"/>
+        </w:rPr>
+        <w:t xml:space="preserve"> media query pour les smar</w:t>
+      </w:r>
+      <w:r>
+        <w:rPr>
+          <w:b/>
+          <w:sz w:val="36"/>
+          <w:szCs w:val="36"/>
+          <w:lang w:val="fr-CM"/>
+        </w:rPr>
+        <w:t>tphones</w:t>
+      </w:r>
+    </w:p>
+    <w:p>
+      <w:pPr>
+        <w:jc w:val="both"/>
+        <w:rPr>
+          <w:sz w:val="36"/>
+          <w:szCs w:val="36"/>
+          <w:lang w:val="fr-CM"/>
+        </w:rPr>
+      </w:pPr>
+      <w:r>
+        <w:rPr>
+          <w:sz w:val="36"/>
+          <w:szCs w:val="36"/>
+          <w:lang w:val="fr-CM"/>
+        </w:rPr>
+        <w:pict>
+          <v:shape id="_x0000_i1029" type="#_x0000_t75" style="width:201pt;height:321.5pt">
+            <v:imagedata r:id="rId11" o:title="TP6 cap5"/>
+          </v:shape>
+        </w:pict>
+      </w:r>
+      <w:r>
+        <w:rPr>
+          <w:sz w:val="36"/>
+          <w:szCs w:val="36"/>
+          <w:lang w:val="fr-CM"/>
+        </w:rPr>
+        <w:pict>
+          <v:shape id="_x0000_i1030" type="#_x0000_t75" style="width:204pt;height:329pt">
+            <v:imagedata r:id="rId12" o:title="TP6 cap6"/>
+          </v:shape>
+        </w:pict>
+      </w:r>
+    </w:p>
+    <w:p>
+      <w:pPr>
+        <w:jc w:val="both"/>
+        <w:rPr>
+          <w:sz w:val="24"/>
+          <w:szCs w:val="24"/>
+          <w:lang w:val="fr-CM"/>
+        </w:rPr>
+      </w:pPr>
+      <w:r>
+        <w:rPr>
+          <w:sz w:val="24"/>
+          <w:szCs w:val="24"/>
+          <w:lang w:val="fr-CM"/>
+        </w:rPr>
+        <w:t>Ceci est le rendu pour cette fonctionnalité très importante qui fait allusion au smartphone.</w:t>
+      </w:r>
+    </w:p>
+    <w:p>
+      <w:pPr>
+        <w:pStyle w:val="Paragraphedeliste"/>
+        <w:numPr>
+          <w:ilvl w:val="0"/>
+          <w:numId w:val="1"/>
+        </w:numPr>
+        <w:jc w:val="center"/>
+        <w:rPr>
+          <w:b/>
+          <w:sz w:val="40"/>
+          <w:szCs w:val="40"/>
+          <w:lang w:val="fr-CM"/>
+        </w:rPr>
+      </w:pPr>
+      <w:r>
+        <w:rPr>
+          <w:b/>
+          <w:sz w:val="40"/>
+          <w:szCs w:val="40"/>
+          <w:lang w:val="fr-CM"/>
+        </w:rPr>
+        <w:lastRenderedPageBreak/>
+        <w:t>Adaptation du formulaire de contact</w:t>
+      </w:r>
+    </w:p>
+    <w:p>
+      <w:pPr>
+        <w:jc w:val="center"/>
+        <w:rPr>
+          <w:b/>
+          <w:sz w:val="40"/>
+          <w:szCs w:val="40"/>
+          <w:lang w:val="fr-CM"/>
+        </w:rPr>
+      </w:pPr>
+      <w:r>
+        <w:rPr>
+          <w:b/>
+          <w:sz w:val="40"/>
+          <w:szCs w:val="40"/>
+          <w:lang w:val="fr-CM"/>
+        </w:rPr>
+        <w:pict>
+          <v:shape id="_x0000_i1031" type="#_x0000_t75" style="width:451pt;height:237pt">
+            <v:imagedata r:id="rId13" o:title="TP6 cap8"/>
+          </v:shape>
+        </w:pict>
+      </w:r>
+    </w:p>
+    <w:p>
+      <w:pPr>
+        <w:rPr>
+          <w:b/>
+          <w:sz w:val="24"/>
+          <w:szCs w:val="24"/>
+          <w:lang w:val="fr-CM"/>
+        </w:rPr>
+      </w:pPr>
+      <w:r>
+        <w:rPr>
+          <w:b/>
+          <w:sz w:val="24"/>
+          <w:szCs w:val="24"/>
+          <w:lang w:val="fr-CM"/>
+        </w:rPr>
+        <w:t>Ceci est le rendu des différents modification apporter à la page contact</w:t>
+      </w:r>
+    </w:p>
+    <w:p>
+      <w:pPr>
+        <w:rPr>
+          <w:b/>
+          <w:sz w:val="24"/>
+          <w:szCs w:val="24"/>
+          <w:lang w:val="fr-CM"/>
+        </w:rPr>
+      </w:pPr>
+    </w:p>
+    <w:p>
+      <w:pPr>
+        <w:rPr>
+          <w:b/>
+          <w:sz w:val="24"/>
+          <w:szCs w:val="24"/>
+          <w:lang w:val="fr-CM"/>
+        </w:rPr>
+      </w:pPr>
+      <w:r>
+        <w:rPr>
+          <w:sz w:val="24"/>
+          <w:szCs w:val="24"/>
+          <w:lang w:val="fr-CM"/>
+        </w:rPr>
+        <w:t xml:space="preserve">Ce TP nous a permis d’apprendre Flexbox pour mieux organiser une page web. Il aide à aligner </w:t>
+      </w:r>
+      <w:r>
+        <w:rPr>
+          <w:sz w:val="24"/>
+          <w:szCs w:val="24"/>
+          <w:lang w:val="fr-CM"/>
+        </w:rPr>
+        <w:t>les éléments</w:t>
+      </w:r>
+      <w:r>
+        <w:rPr>
+          <w:sz w:val="24"/>
+          <w:szCs w:val="24"/>
+          <w:lang w:val="fr-CM"/>
+        </w:rPr>
+        <w:t xml:space="preserve"> et à rendre le site plus propre, moderne et bien structuré</w:t>
+      </w:r>
+      <w:r>
+        <w:rPr>
+          <w:sz w:val="24"/>
+          <w:szCs w:val="24"/>
+          <w:lang w:val="fr-CM"/>
+        </w:rPr>
+        <w:t>.</w:t>
       </w:r>
       <w:bookmarkStart w:id="0" w:name="_GoBack"/>
       <w:bookmarkEnd w:id="0"/>
-      <w:r>
-        <w:rPr>
-          <w:sz w:val="24"/>
-          <w:szCs w:val="24"/>
-          <w:lang w:val="fr-CM"/>
-        </w:rPr>
-        <w:t xml:space="preserve"> </w:t>
-      </w:r>
-    </w:p>
-    <w:p>
-      <w:pPr>
-        <w:rPr>
-          <w:b/>
-          <w:sz w:val="40"/>
-          <w:szCs w:val="40"/>
-          <w:lang w:val="fr-CM"/>
-        </w:rPr>
-      </w:pPr>
     </w:p>
     <w:sectPr>
       <w:pgSz w:w="12240" w:h="15840"/>
@@ -102,6 +658,150 @@
     </w:sectPr>
   </w:body>
 </w:document>
+</file>
+
+<file path=word/endnotes.xml><?xml version="1.0" encoding="utf-8"?>
+<w:endnotes xmlns:wpc="http://schemas.microsoft.com/office/word/2010/wordprocessingCanvas" xmlns:cx="http://schemas.microsoft.com/office/drawing/2014/chartex" xmlns:cx1="http://schemas.microsoft.com/office/drawing/2015/9/8/chartex" xmlns:mc="http://schemas.openxmlformats.org/markup-compatibility/2006" xmlns:o="urn:schemas-microsoft-com:office:office" xmlns:r="http://schemas.openxmlformats.org/officeDocument/2006/relationships" xmlns:m="http://schemas.openxmlformats.org/officeDocument/2006/math" xmlns:v="urn:schemas-microsoft-com:vml" xmlns:wp14="http://schemas.microsoft.com/office/word/2010/wordprocessingDrawing" xmlns:wp="http://schemas.openxmlformats.org/drawingml/2006/wordprocessingDrawing" xmlns:w10="urn:schemas-microsoft-com:office:word" xmlns:w="http://schemas.openxmlformats.org/wordprocessingml/2006/main" xmlns:w14="http://schemas.microsoft.com/office/word/2010/wordml" xmlns:w15="http://schemas.microsoft.com/office/word/2012/wordml" xmlns:w16se="http://schemas.microsoft.com/office/word/2015/wordml/symex" xmlns:wpg="http://schemas.microsoft.com/office/word/2010/wordprocessingGroup" xmlns:wpi="http://schemas.microsoft.com/office/word/2010/wordprocessingInk" xmlns:wne="http://schemas.microsoft.com/office/word/2006/wordml" xmlns:wps="http://schemas.microsoft.com/office/word/2010/wordprocessingShape" mc:Ignorable="w14 w15 w16se wp14">
+  <w:endnote w:type="separator" w:id="-1">
+    <w:p>
+      <w:pPr>
+        <w:spacing w:after="0" w:line="240" w:lineRule="auto"/>
+      </w:pPr>
+      <w:r>
+        <w:separator/>
+      </w:r>
+    </w:p>
+  </w:endnote>
+  <w:endnote w:type="continuationSeparator" w:id="0">
+    <w:p>
+      <w:pPr>
+        <w:spacing w:after="0" w:line="240" w:lineRule="auto"/>
+      </w:pPr>
+      <w:r>
+        <w:continuationSeparator/>
+      </w:r>
+    </w:p>
+  </w:endnote>
+</w:endnotes>
+</file>
+
+<file path=word/footnotes.xml><?xml version="1.0" encoding="utf-8"?>
+<w:footnotes xmlns:wpc="http://schemas.microsoft.com/office/word/2010/wordprocessingCanvas" xmlns:cx="http://schemas.microsoft.com/office/drawing/2014/chartex" xmlns:cx1="http://schemas.microsoft.com/office/drawing/2015/9/8/chartex" xmlns:mc="http://schemas.openxmlformats.org/markup-compatibility/2006" xmlns:o="urn:schemas-microsoft-com:office:office" xmlns:r="http://schemas.openxmlformats.org/officeDocument/2006/relationships" xmlns:m="http://schemas.openxmlformats.org/officeDocument/2006/math" xmlns:v="urn:schemas-microsoft-com:vml" xmlns:wp14="http://schemas.microsoft.com/office/word/2010/wordprocessingDrawing" xmlns:wp="http://schemas.openxmlformats.org/drawingml/2006/wordprocessingDrawing" xmlns:w10="urn:schemas-microsoft-com:office:word" xmlns:w="http://schemas.openxmlformats.org/wordprocessingml/2006/main" xmlns:w14="http://schemas.microsoft.com/office/word/2010/wordml" xmlns:w15="http://schemas.microsoft.com/office/word/2012/wordml" xmlns:w16se="http://schemas.microsoft.com/office/word/2015/wordml/symex" xmlns:wpg="http://schemas.microsoft.com/office/word/2010/wordprocessingGroup" xmlns:wpi="http://schemas.microsoft.com/office/word/2010/wordprocessingInk" xmlns:wne="http://schemas.microsoft.com/office/word/2006/wordml" xmlns:wps="http://schemas.microsoft.com/office/word/2010/wordprocessingShape" mc:Ignorable="w14 w15 w16se wp14">
+  <w:footnote w:type="separator" w:id="-1">
+    <w:p>
+      <w:pPr>
+        <w:spacing w:after="0" w:line="240" w:lineRule="auto"/>
+      </w:pPr>
+      <w:r>
+        <w:separator/>
+      </w:r>
+    </w:p>
+  </w:footnote>
+  <w:footnote w:type="continuationSeparator" w:id="0">
+    <w:p>
+      <w:pPr>
+        <w:spacing w:after="0" w:line="240" w:lineRule="auto"/>
+      </w:pPr>
+      <w:r>
+        <w:continuationSeparator/>
+      </w:r>
+    </w:p>
+  </w:footnote>
+</w:footnotes>
+</file>
+
+<file path=word/numbering.xml><?xml version="1.0" encoding="utf-8"?>
+<w:numbering xmlns:wpc="http://schemas.microsoft.com/office/word/2010/wordprocessingCanvas" xmlns:cx="http://schemas.microsoft.com/office/drawing/2014/chartex" xmlns:cx1="http://schemas.microsoft.com/office/drawing/2015/9/8/chartex" xmlns:mc="http://schemas.openxmlformats.org/markup-compatibility/2006" xmlns:o="urn:schemas-microsoft-com:office:office" xmlns:r="http://schemas.openxmlformats.org/officeDocument/2006/relationships" xmlns:m="http://schemas.openxmlformats.org/officeDocument/2006/math" xmlns:v="urn:schemas-microsoft-com:vml" xmlns:wp14="http://schemas.microsoft.com/office/word/2010/wordprocessingDrawing" xmlns:wp="http://schemas.openxmlformats.org/drawingml/2006/wordprocessingDrawing" xmlns:w10="urn:schemas-microsoft-com:office:word" xmlns:w="http://schemas.openxmlformats.org/wordprocessingml/2006/main" xmlns:w14="http://schemas.microsoft.com/office/word/2010/wordml" xmlns:w15="http://schemas.microsoft.com/office/word/2012/wordml" xmlns:w16se="http://schemas.microsoft.com/office/word/2015/wordml/symex" xmlns:wpg="http://schemas.microsoft.com/office/word/2010/wordprocessingGroup" xmlns:wpi="http://schemas.microsoft.com/office/word/2010/wordprocessingInk" xmlns:wne="http://schemas.microsoft.com/office/word/2006/wordml" xmlns:wps="http://schemas.microsoft.com/office/word/2010/wordprocessingShape" mc:Ignorable="w14 w15 w16se wp14">
+  <w:abstractNum w:abstractNumId="0" w15:restartNumberingAfterBreak="0">
+    <w:nsid w:val="5A2B786D"/>
+    <w:multiLevelType w:val="hybridMultilevel"/>
+    <w:tmpl w:val="70F282E8"/>
+    <w:lvl w:ilvl="0" w:tplc="0409000F">
+      <w:start w:val="1"/>
+      <w:numFmt w:val="decimal"/>
+      <w:lvlText w:val="%1."/>
+      <w:lvlJc w:val="left"/>
+      <w:pPr>
+        <w:ind w:left="720" w:hanging="360"/>
+      </w:pPr>
+    </w:lvl>
+    <w:lvl w:ilvl="1" w:tplc="04090019" w:tentative="1">
+      <w:start w:val="1"/>
+      <w:numFmt w:val="lowerLetter"/>
+      <w:lvlText w:val="%2."/>
+      <w:lvlJc w:val="left"/>
+      <w:pPr>
+        <w:ind w:left="1440" w:hanging="360"/>
+      </w:pPr>
+    </w:lvl>
+    <w:lvl w:ilvl="2" w:tplc="0409001B" w:tentative="1">
+      <w:start w:val="1"/>
+      <w:numFmt w:val="lowerRoman"/>
+      <w:lvlText w:val="%3."/>
+      <w:lvlJc w:val="right"/>
+      <w:pPr>
+        <w:ind w:left="2160" w:hanging="180"/>
+      </w:pPr>
+    </w:lvl>
+    <w:lvl w:ilvl="3" w:tplc="0409000F" w:tentative="1">
+      <w:start w:val="1"/>
+      <w:numFmt w:val="decimal"/>
+      <w:lvlText w:val="%4."/>
+      <w:lvlJc w:val="left"/>
+      <w:pPr>
+        <w:ind w:left="2880" w:hanging="360"/>
+      </w:pPr>
+    </w:lvl>
+    <w:lvl w:ilvl="4" w:tplc="04090019" w:tentative="1">
+      <w:start w:val="1"/>
+      <w:numFmt w:val="lowerLetter"/>
+      <w:lvlText w:val="%5."/>
+      <w:lvlJc w:val="left"/>
+      <w:pPr>
+        <w:ind w:left="3600" w:hanging="360"/>
+      </w:pPr>
+    </w:lvl>
+    <w:lvl w:ilvl="5" w:tplc="0409001B" w:tentative="1">
+      <w:start w:val="1"/>
+      <w:numFmt w:val="lowerRoman"/>
+      <w:lvlText w:val="%6."/>
+      <w:lvlJc w:val="right"/>
+      <w:pPr>
+        <w:ind w:left="4320" w:hanging="180"/>
+      </w:pPr>
+    </w:lvl>
+    <w:lvl w:ilvl="6" w:tplc="0409000F" w:tentative="1">
+      <w:start w:val="1"/>
+      <w:numFmt w:val="decimal"/>
+      <w:lvlText w:val="%7."/>
+      <w:lvlJc w:val="left"/>
+      <w:pPr>
+        <w:ind w:left="5040" w:hanging="360"/>
+      </w:pPr>
+    </w:lvl>
+    <w:lvl w:ilvl="7" w:tplc="04090019" w:tentative="1">
+      <w:start w:val="1"/>
+      <w:numFmt w:val="lowerLetter"/>
+      <w:lvlText w:val="%8."/>
+      <w:lvlJc w:val="left"/>
+      <w:pPr>
+        <w:ind w:left="5760" w:hanging="360"/>
+      </w:pPr>
+    </w:lvl>
+    <w:lvl w:ilvl="8" w:tplc="0409001B" w:tentative="1">
+      <w:start w:val="1"/>
+      <w:numFmt w:val="lowerRoman"/>
+      <w:lvlText w:val="%9."/>
+      <w:lvlJc w:val="right"/>
+      <w:pPr>
+        <w:ind w:left="6480" w:hanging="180"/>
+      </w:pPr>
+    </w:lvl>
+  </w:abstractNum>
+  <w:num w:numId="1">
+    <w:abstractNumId w:val="0"/>
+  </w:num>
+</w:numbering>
 </file>
 
 <file path=word/styles.xml><?xml version="1.0" encoding="utf-8"?>
@@ -525,6 +1225,61 @@
     <w:semiHidden/>
     <w:unhideWhenUsed/>
   </w:style>
+  <w:style w:type="paragraph" w:styleId="Paragraphedeliste">
+    <w:name w:val="List Paragraph"/>
+    <w:basedOn w:val="Normal"/>
+    <w:uiPriority w:val="34"/>
+    <w:qFormat/>
+    <w:rsid w:val="00EE560E"/>
+    <w:pPr>
+      <w:ind w:left="720"/>
+      <w:contextualSpacing/>
+    </w:pPr>
+  </w:style>
+  <w:style w:type="paragraph" w:styleId="En-tte">
+    <w:name w:val="header"/>
+    <w:basedOn w:val="Normal"/>
+    <w:link w:val="En-tteCar"/>
+    <w:uiPriority w:val="99"/>
+    <w:unhideWhenUsed/>
+    <w:rsid w:val="00B025FE"/>
+    <w:pPr>
+      <w:tabs>
+        <w:tab w:val="center" w:pos="4703"/>
+        <w:tab w:val="right" w:pos="9406"/>
+      </w:tabs>
+      <w:spacing w:after="0" w:line="240" w:lineRule="auto"/>
+    </w:pPr>
+  </w:style>
+  <w:style w:type="character" w:customStyle="1" w:styleId="En-tteCar">
+    <w:name w:val="En-tête Car"/>
+    <w:basedOn w:val="Policepardfaut"/>
+    <w:link w:val="En-tte"/>
+    <w:uiPriority w:val="99"/>
+    <w:rsid w:val="00B025FE"/>
+  </w:style>
+  <w:style w:type="paragraph" w:styleId="Pieddepage">
+    <w:name w:val="footer"/>
+    <w:basedOn w:val="Normal"/>
+    <w:link w:val="PieddepageCar"/>
+    <w:uiPriority w:val="99"/>
+    <w:unhideWhenUsed/>
+    <w:rsid w:val="00B025FE"/>
+    <w:pPr>
+      <w:tabs>
+        <w:tab w:val="center" w:pos="4703"/>
+        <w:tab w:val="right" w:pos="9406"/>
+      </w:tabs>
+      <w:spacing w:after="0" w:line="240" w:lineRule="auto"/>
+    </w:pPr>
+  </w:style>
+  <w:style w:type="character" w:customStyle="1" w:styleId="PieddepageCar">
+    <w:name w:val="Pied de page Car"/>
+    <w:basedOn w:val="Policepardfaut"/>
+    <w:link w:val="Pieddepage"/>
+    <w:uiPriority w:val="99"/>
+    <w:rsid w:val="00B025FE"/>
+  </w:style>
 </w:styles>
 </file>
 
